--- a/reports/Governance_Weekly_Brief_2026-08-12.docx
+++ b/reports/Governance_Weekly_Brief_2026-08-12.docx
@@ -10,10 +10,10 @@
         <w:rPr>
           <w:rFonts w:ascii="Traditional Arabic" w:hAnsi="Traditional Arabic"/>
           <w:b/>
-          <w:color w:val="002B49"/>
+          <w:color w:val="B734F7"/>
           <w:sz w:val="44"/>
         </w:rPr>
-        <w:t>النشرة الاستراتيجية للحوكمة والتدقيق الداخلي</w:t>
+        <w:t>النشرة الأسبوعية للحوكمة والتدقيق الداخلي</w:t>
       </w:r>
     </w:p>
     <w:p>
@@ -145,7 +145,7 @@
               <w:rPr>
                 <w:rFonts w:ascii="Traditional Arabic" w:hAnsi="Traditional Arabic"/>
                 <w:b/>
-                <w:color w:val="002B49"/>
+                <w:color w:val="B734F7"/>
                 <w:sz w:val="26"/>
               </w:rPr>
               <w:t>2</w:t>
@@ -197,7 +197,7 @@
               <w:rPr>
                 <w:rFonts w:ascii="Traditional Arabic" w:hAnsi="Traditional Arabic"/>
                 <w:b/>
-                <w:color w:val="002B49"/>
+                <w:color w:val="B734F7"/>
                 <w:sz w:val="26"/>
               </w:rPr>
               <w:t>حوكمة وتقنية, تدقيق داخلي</w:t>
@@ -306,7 +306,7 @@
               <w:rPr>
                 <w:rFonts w:ascii="Traditional Arabic" w:hAnsi="Traditional Arabic"/>
                 <w:b/>
-                <w:color w:val="0072CE"/>
+                <w:color w:val="B12763"/>
                 <w:sz w:val="24"/>
               </w:rPr>
               <w:t>🎯 الأثر المباشر على المؤسسة (Why It Matters):</w:t>
@@ -326,7 +326,7 @@
               <w:rPr>
                 <w:rFonts w:ascii="Traditional Arabic" w:hAnsi="Traditional Arabic"/>
                 <w:b/>
-                <w:color w:val="0072CE"/>
+                <w:color w:val="B12763"/>
                 <w:sz w:val="24"/>
               </w:rPr>
               <w:t>🛠️ إجراءات التدقيق والحوكمة الموصى بها:</w:t>
@@ -444,7 +444,7 @@
               <w:rPr>
                 <w:rFonts w:ascii="Traditional Arabic" w:hAnsi="Traditional Arabic"/>
                 <w:b/>
-                <w:color w:val="0072CE"/>
+                <w:color w:val="B12763"/>
                 <w:sz w:val="24"/>
               </w:rPr>
               <w:t>🎯 الأثر المباشر على المؤسسة (Why It Matters):</w:t>
@@ -464,7 +464,7 @@
               <w:rPr>
                 <w:rFonts w:ascii="Traditional Arabic" w:hAnsi="Traditional Arabic"/>
                 <w:b/>
-                <w:color w:val="0072CE"/>
+                <w:color w:val="B12763"/>
                 <w:sz w:val="24"/>
               </w:rPr>
               <w:t>🛠️ إجراءات التدقيق والحوكمة الموصى بها:</w:t>
@@ -511,7 +511,7 @@
         <w:color w:val="94A3B8"/>
         <w:sz w:val="18"/>
       </w:rPr>
-      <w:t>النشرة الاستراتيجية للحوكمة والتدقيق — سري وللاستخدام الداخلي فقط</w:t>
+      <w:t>النشرة الأسبوعية للحوكمة والتدقيق — سري وللاستخدام الداخلي فقط</w:t>
     </w:r>
   </w:p>
 </w:ftr>
